--- a/task305/golden/new_store_case_2027.docx
+++ b/task305/golden/new_store_case_2027.docx
@@ -9,7 +9,7 @@
           <w:color w:val="555555"/>
           <w:sz w:val="18"/>
         </w:rPr>
-        <w:t>Marrable Foodstores: Property Committee</w:t>
+        <w:t>Marrable Foodstores: Executive team</w:t>
       </w:r>
     </w:p>
     <w:p>
@@ -39,7 +39,7 @@
     </w:p>
     <w:p>
       <w:r>
-        <w:t>Approve S3, Wrentoft, Mill Lane, as the one new store for 2027. Once trading it adds GBP 0.8 million a year to the chain's contribution, against GBP 0.5 million at S1, Bellingtoft, Fenton Road, the next best site.</w:t>
+        <w:t>Approve S3, Wrentoft, Mill Lane, as the one new store for 2027. Once trading it adds GBP 0.8 million a year to the chain's contribution, against GBP 0.4 million at S1, Bellingtoft, Fenton Road, the next best site.</w:t>
       </w:r>
     </w:p>
     <w:p>
@@ -52,12 +52,12 @@
     </w:p>
     <w:p>
       <w:r>
-        <w:t>Our spend-share model shares the grocery spend of each place among the stores that can win it. Fed only with the households the census counts, it ranks Wrentoft second of six at GBP 0.1 million, because the town has few residents. But Wrentoft Lakes Holiday Park, 1,750 pitches on the rating list, is nearer this site than any other on the shortlist, and its guests live outside the region, so no census output area holds them. Our own card data show what such guests spend: at Raddleford and Withybeck, the stores nearest the region's other large parks, cardholders from outside the LQ postcode area spend far more from March to October than in the winter months. Taking that excess at every store, grossed up for cash, and dividing by the pitches whose spend reaches our stores gives GBP 2,440 of in-store grocery spend a pitch for a season.</w:t>
+        <w:t>Our spend-share model shares the grocery spend that starts at each place among the stores that can win it: a household's at its output area, and anyone else's where they are staying. On the households alone Wrentoft ranks second of six at GBP 0.1 million. But Wrentoft Lakes Holiday Park, 1,750 pitches on the rating list, is nearer this site than any other on the shortlist. What its guests spend we see only through our own stores: at Raddleford, Withybeck and Sallowmere, beside the region's other parks, cardholders from outside the LQ postcode area spend far more from March to October than in the winter. Those stores take only part of their parks' spend, though: a larger competitor stands at each park's gate, and the model gives our stores 19, 11 and 17 per cent of what starts at Raddleford Water, Withybeck Lakes and Sallowmere Mill. Our stores' season excess, grossed up for cash, over the pitches weighted by that share is GBP 2,480 of in-store grocery spend a pitch for a season. Over the pitches alone it would be about GBP 380 a pitch, and Wrentoft would stay behind Bellingtoft.</w:t>
       </w:r>
     </w:p>
     <w:p>
       <w:r>
-        <w:t>With every park carried as a place where spend starts, a store at Mill Lane sells GBP 7.1 million a year and takes little from our own stores, because none of them is near. That is the whole difference between the sites: the other five are priced almost unchanged.</w:t>
+        <w:t>With every park carried as a place where spend starts, a store at Mill Lane sells GBP 6.8 million a year and takes little from our own stores, because none of them is near. That is the whole difference between the sites: the other five are priced almost unchanged.</w:t>
       </w:r>
     </w:p>
     <w:p>
@@ -192,7 +192,7 @@
           </w:tcPr>
           <w:p>
             <w:r>
-              <w:t>0.5</w:t>
+              <w:t>0.4</w:t>
             </w:r>
           </w:p>
         </w:tc>
@@ -202,7 +202,7 @@
           </w:tcPr>
           <w:p>
             <w:r>
-              <w:t>0.5</w:t>
+              <w:t>0.4</w:t>
             </w:r>
           </w:p>
         </w:tc>
@@ -286,7 +286,7 @@
           </w:tcPr>
           <w:p>
             <w:r>
-              <w:t>0.0</w:t>
+              <w:t>-0.1</w:t>
             </w:r>
           </w:p>
         </w:tc>

--- a/task305/golden/new_store_case_2027.docx
+++ b/task305/golden/new_store_case_2027.docx
@@ -52,7 +52,7 @@
     </w:p>
     <w:p>
       <w:r>
-        <w:t>Our spend-share model shares the grocery spend that starts at each place among the stores that can win it: a household's at its output area, and anyone else's where they are staying. On the households alone Wrentoft ranks second of six at GBP 0.1 million. But Wrentoft Lakes Holiday Park, 1,750 pitches on the rating list, is nearer this site than any other on the shortlist. What its guests spend we see only through our own stores: at Raddleford, Withybeck and Sallowmere, beside the region's other parks, cardholders from outside the LQ postcode area spend far more from March to October than in the winter. Those stores take only part of their parks' spend, though: a larger competitor stands at each park's gate, and the model gives our stores 19, 11 and 17 per cent of what starts at Raddleford Water, Withybeck Lakes and Sallowmere Mill. Our stores' season excess, grossed up for cash, over the pitches weighted by that share is GBP 2,480 of in-store grocery spend a pitch for a season. Over the pitches alone it would be about GBP 380 a pitch, and Wrentoft would stay behind Bellingtoft.</w:t>
+        <w:t>Our spend-share model shares the grocery spend that starts at each place among the stores that can win it: a household's at its output area, and anyone else's where they are staying. On the households alone Wrentoft ranks second of six at GBP 0.1 million. But Wrentoft Lakes Holiday Park, 1,750 pitches on the rating list, is nearer this site than any other on the shortlist. What its guests spend we see only through our own stores: at Raddleford, Withybeck and Sallowmere, beside the region's other parks, cardholders from outside the LQ postcode area spend far more from March to October than in the winter. Those stores take only part of their parks' spend: a larger competitor stands at each park's gate. The share that turns our take back into the parks' spend is the one we had when the cards were used, in FY2025/26, before this year's extensions at Withybeck and Raddleford and the new pitches at Raddleford Water and Withybeck Lakes: the stores then traded on 945 and 1,008 m2 and the parks had 480 and 400 pitches, and on those the model gives our ten stores together 15, 8 and 17 per cent of what starts at Raddleford Water, Withybeck Lakes and Sallowmere Mill. Our stores' season excess, grossed up for cash, over the pitches weighted by that share is GBP 2,550 of in-store grocery spend a pitch for a season. Worked on today's floor areas and pitches instead it would be about GBP 1,560 a pitch, and the site would add only GBP 0.5 million.</w:t>
       </w:r>
     </w:p>
     <w:p>
